--- a/OpenAI/voice_chatbot 보고서.docx
+++ b/OpenAI/voice_chatbot 보고서.docx
@@ -3,17 +3,7 @@
 <w:document xmlns:wpc="http://schemas.microsoft.com/office/word/2010/wordprocessingCanvas" xmlns:cx="http://schemas.microsoft.com/office/drawing/2014/chartex" xmlns:cx1="http://schemas.microsoft.com/office/drawing/2015/9/8/chartex" xmlns:cx2="http://schemas.microsoft.com/office/drawing/2015/10/21/chartex" xmlns:cx3="http://schemas.microsoft.com/office/drawing/2016/5/9/chartex" xmlns:cx4="http://schemas.microsoft.com/office/drawing/2016/5/10/chartex" xmlns:cx5="http://schemas.microsoft.com/office/drawing/2016/5/11/chartex" xmlns:cx6="http://schemas.microsoft.com/office/drawing/2016/5/12/chartex" xmlns:cx7="http://schemas.microsoft.com/office/drawing/2016/5/13/chartex" xmlns:cx8="http://schemas.microsoft.com/office/drawing/2016/5/14/chartex" xmlns:mc="http://schemas.openxmlformats.org/markup-compatibility/2006" xmlns:aink="http://schemas.microsoft.com/office/drawing/2016/ink" xmlns:am3d="http://schemas.microsoft.com/office/drawing/2017/model3d" xmlns:o="urn:schemas-microsoft-com:office:office" xmlns:oel="http://schemas.microsoft.com/office/2019/extlst" xmlns:r="http://schemas.openxmlformats.org/officeDocument/2006/relationships" xmlns:m="http://schemas.openxmlformats.org/officeDocument/2006/math" xmlns:v="urn:schemas-microsoft-com:vml" xmlns:wp14="http://schemas.microsoft.com/office/word/2010/wordprocessingDrawing" xmlns:wp="http://schemas.openxmlformats.org/drawingml/2006/wordprocessingDrawing" xmlns:w10="urn:schemas-microsoft-com:office:word" xmlns:w="http://schemas.openxmlformats.org/wordprocessingml/2006/main" xmlns:w14="http://schemas.microsoft.com/office/word/2010/wordml" xmlns:w15="http://schemas.microsoft.com/office/word/2012/wordml" xmlns:w16cex="http://schemas.microsoft.com/office/word/2018/wordml/cex" xmlns:w16cid="http://schemas.microsoft.com/office/word/2016/wordml/cid" xmlns:w16="http://schemas.microsoft.com/office/word/2018/wordml" xmlns:w16du="http://schemas.microsoft.com/office/word/2023/wordml/word16du" xmlns:w16sdtdh="http://schemas.microsoft.com/office/word/2020/wordml/sdtdatahash" xmlns:w16sdtfl="http://schemas.microsoft.com/office/word/2024/wordml/sdtformatlock" xmlns:w16se="http://schemas.microsoft.com/office/word/2015/wordml/symex" xmlns:wpg="http://schemas.microsoft.com/office/word/2010/wordprocessingGroup" xmlns:wpi="http://schemas.microsoft.com/office/word/2010/wordprocessingInk" xmlns:wne="http://schemas.microsoft.com/office/word/2006/wordml" xmlns:wps="http://schemas.microsoft.com/office/word/2010/wordprocessingShape" mc:Ignorable="w14 w15 w16se w16cid w16 w16cex w16sdtdh w16sdtfl w16du wp14">
   <w:body>
     <w:p>
-      <w:pPr>
-        <w:rPr>
-          <w:b/>
-          <w:bCs/>
-        </w:rPr>
-      </w:pPr>
-      <w:r>
-        <w:rPr>
-          <w:b/>
-          <w:bCs/>
-        </w:rPr>
+      <w:r>
         <w:t>1. 개요</w:t>
       </w:r>
     </w:p>
@@ -46,22 +36,12 @@
     <w:p>
       <w:r>
         <w:pict w14:anchorId="5C8719E6">
-          <v:rect id="_x0000_i1105" style="width:0;height:1.5pt" o:hralign="center" o:hrstd="t" o:hr="t" fillcolor="#a0a0a0" stroked="f"/>
+          <v:rect id="_x0000_i1025" style="width:0;height:1.5pt" o:hralign="center" o:hrstd="t" o:hr="t" fillcolor="#a0a0a0" stroked="f"/>
         </w:pict>
       </w:r>
     </w:p>
     <w:p>
-      <w:pPr>
-        <w:rPr>
-          <w:b/>
-          <w:bCs/>
-        </w:rPr>
-      </w:pPr>
-      <w:r>
-        <w:rPr>
-          <w:b/>
-          <w:bCs/>
-        </w:rPr>
+      <w:r>
         <w:t>2. 전체 시스템 구조</w:t>
       </w:r>
     </w:p>
@@ -104,14 +84,7 @@
         </w:numPr>
       </w:pPr>
       <w:r>
-        <w:rPr>
-          <w:b/>
-          <w:bCs/>
-        </w:rPr>
-        <w:t>STT</w:t>
-      </w:r>
-      <w:r>
-        <w:t xml:space="preserve">: 사용자의 음성을 텍스트로 변환하는 부분은 </w:t>
+        <w:t xml:space="preserve">STT: 사용자의 음성을 텍스트로 변환하는 부분은 </w:t>
       </w:r>
       <w:proofErr w:type="spellStart"/>
       <w:r>
@@ -146,14 +119,7 @@
         </w:numPr>
       </w:pPr>
       <w:r>
-        <w:rPr>
-          <w:b/>
-          <w:bCs/>
-        </w:rPr>
-        <w:t>NLP</w:t>
-      </w:r>
-      <w:r>
-        <w:t xml:space="preserve">: 텍스트 질문에 대한 답변 생성은 </w:t>
+        <w:t xml:space="preserve">NLP: 텍스트 질문에 대한 답변 생성은 </w:t>
       </w:r>
       <w:proofErr w:type="spellStart"/>
       <w:r>
@@ -180,14 +146,7 @@
         </w:numPr>
       </w:pPr>
       <w:r>
-        <w:rPr>
-          <w:b/>
-          <w:bCs/>
-        </w:rPr>
-        <w:t>TTS</w:t>
-      </w:r>
-      <w:r>
-        <w:t xml:space="preserve">: 텍스트를 음성으로 바꾸는 부분은 </w:t>
+        <w:t xml:space="preserve">TTS: 텍스트를 음성으로 바꾸는 부분은 </w:t>
       </w:r>
       <w:proofErr w:type="spellStart"/>
       <w:r>
@@ -215,10 +174,6 @@
       </w:pPr>
       <w:proofErr w:type="spellStart"/>
       <w:r>
-        <w:rPr>
-          <w:b/>
-          <w:bCs/>
-        </w:rPr>
         <w:t>VoiceAssistant</w:t>
       </w:r>
       <w:proofErr w:type="spellEnd"/>
@@ -238,22 +193,12 @@
       <w:r>
         <w:lastRenderedPageBreak/>
         <w:pict w14:anchorId="45F97BD3">
-          <v:rect id="_x0000_i1106" style="width:0;height:1.5pt" o:hralign="center" o:hrstd="t" o:hr="t" fillcolor="#a0a0a0" stroked="f"/>
+          <v:rect id="_x0000_i1026" style="width:0;height:1.5pt" o:hralign="center" o:hrstd="t" o:hr="t" fillcolor="#a0a0a0" stroked="f"/>
         </w:pict>
       </w:r>
     </w:p>
     <w:p>
-      <w:pPr>
-        <w:rPr>
-          <w:b/>
-          <w:bCs/>
-        </w:rPr>
-      </w:pPr>
-      <w:r>
-        <w:rPr>
-          <w:b/>
-          <w:bCs/>
-        </w:rPr>
+      <w:r>
         <w:t>3. 실시간 처리 흐름</w:t>
       </w:r>
     </w:p>
@@ -421,22 +366,12 @@
     <w:p>
       <w:r>
         <w:pict w14:anchorId="0F101D61">
-          <v:rect id="_x0000_i1107" style="width:0;height:1.5pt" o:hralign="center" o:hrstd="t" o:hr="t" fillcolor="#a0a0a0" stroked="f"/>
+          <v:rect id="_x0000_i1027" style="width:0;height:1.5pt" o:hralign="center" o:hrstd="t" o:hr="t" fillcolor="#a0a0a0" stroked="f"/>
         </w:pict>
       </w:r>
     </w:p>
     <w:p>
-      <w:pPr>
-        <w:rPr>
-          <w:b/>
-          <w:bCs/>
-        </w:rPr>
-      </w:pPr>
-      <w:r>
-        <w:rPr>
-          <w:b/>
-          <w:bCs/>
-        </w:rPr>
+      <w:r>
         <w:t>4. 구현상의 특징 및 설계 의도</w:t>
       </w:r>
     </w:p>
@@ -447,33 +382,13 @@
     </w:p>
     <w:p>
       <w:r>
-        <w:t xml:space="preserve">첫째, </w:t>
-      </w:r>
-      <w:r>
-        <w:rPr>
-          <w:b/>
-          <w:bCs/>
-        </w:rPr>
-        <w:t>모듈화와 확장성</w:t>
-      </w:r>
-      <w:r>
-        <w:t>이다. STT, NLP, TTS를 각각 인터페이스와 구현 클래스로 분리하고, 어떤 구현을 쓸지는 Config로 결정하게 해서, 나중에 다른 엔진을 도입하거나 교체할 때 코드 수정 범위를 최소화하려고 했다.</w:t>
+        <w:t>첫째, 모듈화와 확장성이다. STT, NLP, TTS를 각각 인터페이스와 구현 클래스로 분리하고, 어떤 구현을 쓸지는 Config로 결정하게 해서, 나중에 다른 엔진을 도입하거나 교체할 때 코드 수정 범위를 최소화하려고 했다.</w:t>
       </w:r>
     </w:p>
     <w:p>
       <w:r>
         <w:lastRenderedPageBreak/>
-        <w:t xml:space="preserve">둘째, </w:t>
-      </w:r>
-      <w:r>
-        <w:rPr>
-          <w:b/>
-          <w:bCs/>
-        </w:rPr>
-        <w:t>실시간성과 반응성</w:t>
-      </w:r>
-      <w:r>
-        <w:t xml:space="preserve">이다. 음성 인식, LLM 호출, 음성 합성은 모두 시간이 걸리는 작업이라, 메인 흐름이 </w:t>
+        <w:t xml:space="preserve">둘째, 실시간성과 반응성이다. 음성 인식, LLM 호출, 음성 합성은 모두 시간이 걸리는 작업이라, 메인 흐름이 </w:t>
       </w:r>
       <w:proofErr w:type="spellStart"/>
       <w:r>
@@ -486,17 +401,7 @@
     </w:p>
     <w:p>
       <w:r>
-        <w:t xml:space="preserve">셋째, </w:t>
-      </w:r>
-      <w:r>
-        <w:rPr>
-          <w:b/>
-          <w:bCs/>
-        </w:rPr>
-        <w:t>대화 히스토리 관리</w:t>
-      </w:r>
-      <w:r>
-        <w:t xml:space="preserve">다. </w:t>
+        <w:t xml:space="preserve">셋째, 대화 히스토리 관리다. </w:t>
       </w:r>
       <w:proofErr w:type="spellStart"/>
       <w:r>
@@ -510,22 +415,12 @@
     <w:p>
       <w:r>
         <w:pict w14:anchorId="7843CFE7">
-          <v:rect id="_x0000_i1108" style="width:0;height:1.5pt" o:hralign="center" o:hrstd="t" o:hr="t" fillcolor="#a0a0a0" stroked="f"/>
+          <v:rect id="_x0000_i1028" style="width:0;height:1.5pt" o:hralign="center" o:hrstd="t" o:hr="t" fillcolor="#a0a0a0" stroked="f"/>
         </w:pict>
       </w:r>
     </w:p>
     <w:p>
-      <w:pPr>
-        <w:rPr>
-          <w:b/>
-          <w:bCs/>
-        </w:rPr>
-      </w:pPr>
-      <w:r>
-        <w:rPr>
-          <w:b/>
-          <w:bCs/>
-        </w:rPr>
+      <w:r>
         <w:t>5. 실행 환경과 OpenAI 크레딧 관련 문제</w:t>
       </w:r>
     </w:p>
@@ -577,22 +472,12 @@
     <w:p>
       <w:r>
         <w:pict w14:anchorId="5C8BBD90">
-          <v:rect id="_x0000_i1109" style="width:0;height:1.5pt" o:hralign="center" o:hrstd="t" o:hr="t" fillcolor="#a0a0a0" stroked="f"/>
+          <v:rect id="_x0000_i1029" style="width:0;height:1.5pt" o:hralign="center" o:hrstd="t" o:hr="t" fillcolor="#a0a0a0" stroked="f"/>
         </w:pict>
       </w:r>
     </w:p>
     <w:p>
-      <w:pPr>
-        <w:rPr>
-          <w:b/>
-          <w:bCs/>
-        </w:rPr>
-      </w:pPr>
-      <w:r>
-        <w:rPr>
-          <w:b/>
-          <w:bCs/>
-        </w:rPr>
+      <w:r>
         <w:t>6. 결론</w:t>
       </w:r>
     </w:p>
@@ -627,6 +512,56 @@
     </w:sectPr>
   </w:body>
 </w:document>
+</file>
+
+<file path=word/endnotes.xml><?xml version="1.0" encoding="utf-8"?>
+<w:endnotes xmlns:wpc="http://schemas.microsoft.com/office/word/2010/wordprocessingCanvas" xmlns:cx="http://schemas.microsoft.com/office/drawing/2014/chartex" xmlns:cx1="http://schemas.microsoft.com/office/drawing/2015/9/8/chartex" xmlns:cx2="http://schemas.microsoft.com/office/drawing/2015/10/21/chartex" xmlns:cx3="http://schemas.microsoft.com/office/drawing/2016/5/9/chartex" xmlns:cx4="http://schemas.microsoft.com/office/drawing/2016/5/10/chartex" xmlns:cx5="http://schemas.microsoft.com/office/drawing/2016/5/11/chartex" xmlns:cx6="http://schemas.microsoft.com/office/drawing/2016/5/12/chartex" xmlns:cx7="http://schemas.microsoft.com/office/drawing/2016/5/13/chartex" xmlns:cx8="http://schemas.microsoft.com/office/drawing/2016/5/14/chartex" xmlns:mc="http://schemas.openxmlformats.org/markup-compatibility/2006" xmlns:aink="http://schemas.microsoft.com/office/drawing/2016/ink" xmlns:am3d="http://schemas.microsoft.com/office/drawing/2017/model3d" xmlns:o="urn:schemas-microsoft-com:office:office" xmlns:oel="http://schemas.microsoft.com/office/2019/extlst" xmlns:r="http://schemas.openxmlformats.org/officeDocument/2006/relationships" xmlns:m="http://schemas.openxmlformats.org/officeDocument/2006/math" xmlns:v="urn:schemas-microsoft-com:vml" xmlns:wp14="http://schemas.microsoft.com/office/word/2010/wordprocessingDrawing" xmlns:wp="http://schemas.openxmlformats.org/drawingml/2006/wordprocessingDrawing" xmlns:w10="urn:schemas-microsoft-com:office:word" xmlns:w="http://schemas.openxmlformats.org/wordprocessingml/2006/main" xmlns:w14="http://schemas.microsoft.com/office/word/2010/wordml" xmlns:w15="http://schemas.microsoft.com/office/word/2012/wordml" xmlns:w16cex="http://schemas.microsoft.com/office/word/2018/wordml/cex" xmlns:w16cid="http://schemas.microsoft.com/office/word/2016/wordml/cid" xmlns:w16="http://schemas.microsoft.com/office/word/2018/wordml" xmlns:w16du="http://schemas.microsoft.com/office/word/2023/wordml/word16du" xmlns:w16sdtdh="http://schemas.microsoft.com/office/word/2020/wordml/sdtdatahash" xmlns:w16sdtfl="http://schemas.microsoft.com/office/word/2024/wordml/sdtformatlock" xmlns:w16se="http://schemas.microsoft.com/office/word/2015/wordml/symex" xmlns:wpg="http://schemas.microsoft.com/office/word/2010/wordprocessingGroup" xmlns:wpi="http://schemas.microsoft.com/office/word/2010/wordprocessingInk" xmlns:wne="http://schemas.microsoft.com/office/word/2006/wordml" xmlns:wps="http://schemas.microsoft.com/office/word/2010/wordprocessingShape" mc:Ignorable="w14 w15 w16se w16cid w16 w16cex w16sdtdh w16sdtfl w16du wp14">
+  <w:endnote w:type="separator" w:id="-1">
+    <w:p>
+      <w:pPr>
+        <w:spacing w:after="0"/>
+      </w:pPr>
+      <w:r>
+        <w:separator/>
+      </w:r>
+    </w:p>
+  </w:endnote>
+  <w:endnote w:type="continuationSeparator" w:id="0">
+    <w:p>
+      <w:pPr>
+        <w:spacing w:after="0"/>
+      </w:pPr>
+      <w:r>
+        <w:continuationSeparator/>
+      </w:r>
+    </w:p>
+  </w:endnote>
+</w:endnotes>
+</file>
+
+<file path=word/footnotes.xml><?xml version="1.0" encoding="utf-8"?>
+<w:footnotes xmlns:wpc="http://schemas.microsoft.com/office/word/2010/wordprocessingCanvas" xmlns:cx="http://schemas.microsoft.com/office/drawing/2014/chartex" xmlns:cx1="http://schemas.microsoft.com/office/drawing/2015/9/8/chartex" xmlns:cx2="http://schemas.microsoft.com/office/drawing/2015/10/21/chartex" xmlns:cx3="http://schemas.microsoft.com/office/drawing/2016/5/9/chartex" xmlns:cx4="http://schemas.microsoft.com/office/drawing/2016/5/10/chartex" xmlns:cx5="http://schemas.microsoft.com/office/drawing/2016/5/11/chartex" xmlns:cx6="http://schemas.microsoft.com/office/drawing/2016/5/12/chartex" xmlns:cx7="http://schemas.microsoft.com/office/drawing/2016/5/13/chartex" xmlns:cx8="http://schemas.microsoft.com/office/drawing/2016/5/14/chartex" xmlns:mc="http://schemas.openxmlformats.org/markup-compatibility/2006" xmlns:aink="http://schemas.microsoft.com/office/drawing/2016/ink" xmlns:am3d="http://schemas.microsoft.com/office/drawing/2017/model3d" xmlns:o="urn:schemas-microsoft-com:office:office" xmlns:oel="http://schemas.microsoft.com/office/2019/extlst" xmlns:r="http://schemas.openxmlformats.org/officeDocument/2006/relationships" xmlns:m="http://schemas.openxmlformats.org/officeDocument/2006/math" xmlns:v="urn:schemas-microsoft-com:vml" xmlns:wp14="http://schemas.microsoft.com/office/word/2010/wordprocessingDrawing" xmlns:wp="http://schemas.openxmlformats.org/drawingml/2006/wordprocessingDrawing" xmlns:w10="urn:schemas-microsoft-com:office:word" xmlns:w="http://schemas.openxmlformats.org/wordprocessingml/2006/main" xmlns:w14="http://schemas.microsoft.com/office/word/2010/wordml" xmlns:w15="http://schemas.microsoft.com/office/word/2012/wordml" xmlns:w16cex="http://schemas.microsoft.com/office/word/2018/wordml/cex" xmlns:w16cid="http://schemas.microsoft.com/office/word/2016/wordml/cid" xmlns:w16="http://schemas.microsoft.com/office/word/2018/wordml" xmlns:w16du="http://schemas.microsoft.com/office/word/2023/wordml/word16du" xmlns:w16sdtdh="http://schemas.microsoft.com/office/word/2020/wordml/sdtdatahash" xmlns:w16sdtfl="http://schemas.microsoft.com/office/word/2024/wordml/sdtformatlock" xmlns:w16se="http://schemas.microsoft.com/office/word/2015/wordml/symex" xmlns:wpg="http://schemas.microsoft.com/office/word/2010/wordprocessingGroup" xmlns:wpi="http://schemas.microsoft.com/office/word/2010/wordprocessingInk" xmlns:wne="http://schemas.microsoft.com/office/word/2006/wordml" xmlns:wps="http://schemas.microsoft.com/office/word/2010/wordprocessingShape" mc:Ignorable="w14 w15 w16se w16cid w16 w16cex w16sdtdh w16sdtfl w16du wp14">
+  <w:footnote w:type="separator" w:id="-1">
+    <w:p>
+      <w:pPr>
+        <w:spacing w:after="0"/>
+      </w:pPr>
+      <w:r>
+        <w:separator/>
+      </w:r>
+    </w:p>
+  </w:footnote>
+  <w:footnote w:type="continuationSeparator" w:id="0">
+    <w:p>
+      <w:pPr>
+        <w:spacing w:after="0"/>
+      </w:pPr>
+      <w:r>
+        <w:continuationSeparator/>
+      </w:r>
+    </w:p>
+  </w:footnote>
+</w:footnotes>
 </file>
 
 <file path=word/numbering.xml><?xml version="1.0" encoding="utf-8"?>
@@ -1697,6 +1632,7 @@
   <w:style w:type="character" w:default="1" w:styleId="a0">
     <w:name w:val="Default Paragraph Font"/>
     <w:uiPriority w:val="1"/>
+    <w:semiHidden/>
     <w:unhideWhenUsed/>
   </w:style>
   <w:style w:type="table" w:default="1" w:styleId="a1">
@@ -2004,6 +1940,50 @@
       <w:color w:val="0F4761" w:themeColor="accent1" w:themeShade="BF"/>
       <w:spacing w:val="5"/>
     </w:rPr>
+  </w:style>
+  <w:style w:type="paragraph" w:styleId="aa">
+    <w:name w:val="header"/>
+    <w:basedOn w:val="a"/>
+    <w:link w:val="Char3"/>
+    <w:uiPriority w:val="99"/>
+    <w:unhideWhenUsed/>
+    <w:rsid w:val="007E2E8D"/>
+    <w:pPr>
+      <w:tabs>
+        <w:tab w:val="center" w:pos="4513"/>
+        <w:tab w:val="right" w:pos="9026"/>
+      </w:tabs>
+      <w:snapToGrid w:val="0"/>
+    </w:pPr>
+  </w:style>
+  <w:style w:type="character" w:customStyle="1" w:styleId="Char3">
+    <w:name w:val="머리글 Char"/>
+    <w:basedOn w:val="a0"/>
+    <w:link w:val="aa"/>
+    <w:uiPriority w:val="99"/>
+    <w:rsid w:val="007E2E8D"/>
+  </w:style>
+  <w:style w:type="paragraph" w:styleId="ab">
+    <w:name w:val="footer"/>
+    <w:basedOn w:val="a"/>
+    <w:link w:val="Char4"/>
+    <w:uiPriority w:val="99"/>
+    <w:unhideWhenUsed/>
+    <w:rsid w:val="007E2E8D"/>
+    <w:pPr>
+      <w:tabs>
+        <w:tab w:val="center" w:pos="4513"/>
+        <w:tab w:val="right" w:pos="9026"/>
+      </w:tabs>
+      <w:snapToGrid w:val="0"/>
+    </w:pPr>
+  </w:style>
+  <w:style w:type="character" w:customStyle="1" w:styleId="Char4">
+    <w:name w:val="바닥글 Char"/>
+    <w:basedOn w:val="a0"/>
+    <w:link w:val="ab"/>
+    <w:uiPriority w:val="99"/>
+    <w:rsid w:val="007E2E8D"/>
   </w:style>
 </w:styles>
 </file>
@@ -2304,6 +2284,15 @@
 </file>
 
 <file path=customXml/item1.xml><?xml version="1.0" encoding="utf-8"?>
+<?mso-contentType ?>
+<FormTemplates xmlns="http://schemas.microsoft.com/sharepoint/v3/contenttype/forms">
+  <Display>DocumentLibraryForm</Display>
+  <Edit>DocumentLibraryForm</Edit>
+  <New>DocumentLibraryForm</New>
+</FormTemplates>
+</file>
+
+<file path=customXml/item2.xml><?xml version="1.0" encoding="utf-8"?>
 <ct:contentTypeSchema xmlns:ct="http://schemas.microsoft.com/office/2006/metadata/contentType" xmlns:ma="http://schemas.microsoft.com/office/2006/metadata/properties/metaAttributes" ct:_="" ma:_="" ma:contentTypeName="문서" ma:contentTypeID="0x0101003040A678D058FB42B337269F7880BD48" ma:contentTypeVersion="9" ma:contentTypeDescription="새 문서를 만듭니다." ma:contentTypeScope="" ma:versionID="42776e5f2886da83e6d12014956a5227">
   <xsd:schema xmlns:xsd="http://www.w3.org/2001/XMLSchema" xmlns:xs="http://www.w3.org/2001/XMLSchema" xmlns:p="http://schemas.microsoft.com/office/2006/metadata/properties" xmlns:ns3="f2ff3c1a-16b4-47b3-badc-e2efebe8f6c0" targetNamespace="http://schemas.microsoft.com/office/2006/metadata/properties" ma:root="true" ma:fieldsID="046ad532dc8fb5760fe74506be2cef58" ns3:_="">
     <xsd:import namespace="f2ff3c1a-16b4-47b3-badc-e2efebe8f6c0"/>
@@ -2479,15 +2468,6 @@
 </ct:contentTypeSchema>
 </file>
 
-<file path=customXml/item2.xml><?xml version="1.0" encoding="utf-8"?>
-<?mso-contentType ?>
-<FormTemplates xmlns="http://schemas.microsoft.com/sharepoint/v3/contenttype/forms">
-  <Display>DocumentLibraryForm</Display>
-  <Edit>DocumentLibraryForm</Edit>
-  <New>DocumentLibraryForm</New>
-</FormTemplates>
-</file>
-
 <file path=customXml/item3.xml><?xml version="1.0" encoding="utf-8"?>
 <p:properties xmlns:p="http://schemas.microsoft.com/office/2006/metadata/properties" xmlns:xsi="http://www.w3.org/2001/XMLSchema-instance" xmlns:pc="http://schemas.microsoft.com/office/infopath/2007/PartnerControls">
   <documentManagement/>
@@ -2495,6 +2475,14 @@
 </file>
 
 <file path=customXml/itemProps1.xml><?xml version="1.0" encoding="utf-8"?>
+<ds:datastoreItem xmlns:ds="http://schemas.openxmlformats.org/officeDocument/2006/customXml" ds:itemID="{6775F9A6-8C4B-4AF3-B8E8-4A81BCBBDCB8}">
+  <ds:schemaRefs>
+    <ds:schemaRef ds:uri="http://schemas.microsoft.com/sharepoint/v3/contenttype/forms"/>
+  </ds:schemaRefs>
+</ds:datastoreItem>
+</file>
+
+<file path=customXml/itemProps2.xml><?xml version="1.0" encoding="utf-8"?>
 <ds:datastoreItem xmlns:ds="http://schemas.openxmlformats.org/officeDocument/2006/customXml" ds:itemID="{C54AC43B-2D47-4144-B61A-0F3DEA2BF569}">
   <ds:schemaRefs>
     <ds:schemaRef ds:uri="http://schemas.microsoft.com/office/2006/metadata/contentType"/>
@@ -2512,26 +2500,11 @@
 </ds:datastoreItem>
 </file>
 
-<file path=customXml/itemProps2.xml><?xml version="1.0" encoding="utf-8"?>
-<ds:datastoreItem xmlns:ds="http://schemas.openxmlformats.org/officeDocument/2006/customXml" ds:itemID="{6775F9A6-8C4B-4AF3-B8E8-4A81BCBBDCB8}">
-  <ds:schemaRefs>
-    <ds:schemaRef ds:uri="http://schemas.microsoft.com/sharepoint/v3/contenttype/forms"/>
-  </ds:schemaRefs>
-</ds:datastoreItem>
-</file>
-
 <file path=customXml/itemProps3.xml><?xml version="1.0" encoding="utf-8"?>
 <ds:datastoreItem xmlns:ds="http://schemas.openxmlformats.org/officeDocument/2006/customXml" ds:itemID="{9040AE74-4888-402F-A761-022498E2BD2B}">
   <ds:schemaRefs>
+    <ds:schemaRef ds:uri="http://schemas.microsoft.com/office/2006/metadata/properties"/>
     <ds:schemaRef ds:uri="http://schemas.microsoft.com/office/infopath/2007/PartnerControls"/>
-    <ds:schemaRef ds:uri="http://schemas.microsoft.com/office/2006/metadata/properties"/>
-    <ds:schemaRef ds:uri="http://www.w3.org/XML/1998/namespace"/>
-    <ds:schemaRef ds:uri="http://purl.org/dc/elements/1.1/"/>
-    <ds:schemaRef ds:uri="http://schemas.openxmlformats.org/package/2006/metadata/core-properties"/>
-    <ds:schemaRef ds:uri="http://schemas.microsoft.com/office/2006/documentManagement/types"/>
-    <ds:schemaRef ds:uri="f2ff3c1a-16b4-47b3-badc-e2efebe8f6c0"/>
-    <ds:schemaRef ds:uri="http://purl.org/dc/dcmitype/"/>
-    <ds:schemaRef ds:uri="http://purl.org/dc/terms/"/>
   </ds:schemaRefs>
 </ds:datastoreItem>
 </file>